--- a/MAU BB TO TUNG/BAN ĐẦU/3.1 YEU CAU TRA CUU 206.docx
+++ b/MAU BB TO TUNG/BAN ĐẦU/3.1 YEU CAU TRA CUU 206.docx
@@ -1506,6 +1506,17 @@
           <w:color w:val="auto"/>
           <w:spacing w:val="-2"/>
           <w:sz w:val="26"/>
+          <w:szCs w:val="26"/>
+          <w:lang w:val="en-US"/>
+        </w:rPr>
+        <w:t xml:space="preserve">       </w:t>
+      </w:r>
+      <w:r>
+        <w:rPr>
+          <w:rFonts w:ascii="Times New Roman" w:eastAsia="Times New Roman" w:hAnsi="Times New Roman" w:cs="Times New Roman"/>
+          <w:color w:val="auto"/>
+          <w:spacing w:val="-2"/>
+          <w:sz w:val="26"/>
         </w:rPr>
         <w:t>N</w:t>
       </w:r>
@@ -1771,6 +1782,17 @@
           <w:szCs w:val="26"/>
         </w:rPr>
         <w:t>Dân tộc:</w:t>
+      </w:r>
+      <w:r>
+        <w:rPr>
+          <w:rFonts w:ascii="Times New Roman" w:eastAsia="Times New Roman" w:hAnsi="Times New Roman" w:cs="Times New Roman"/>
+          <w:color w:val="auto"/>
+          <w:spacing w:val="-2"/>
+          <w:sz w:val="26"/>
+          <w:szCs w:val="26"/>
+          <w:lang w:val="en-US"/>
+        </w:rPr>
+        <w:t xml:space="preserve"> </w:t>
       </w:r>
       <w:r>
         <w:rPr>
@@ -2131,6 +2153,16 @@
           <w:sz w:val="26"/>
         </w:rPr>
         <w:t>Nghề nghiệp, chức vụ, nơi làm việc:</w:t>
+      </w:r>
+      <w:r>
+        <w:rPr>
+          <w:rFonts w:ascii="Times New Roman" w:eastAsia="Times New Roman" w:hAnsi="Times New Roman" w:cs="Times New Roman"/>
+          <w:color w:val="auto"/>
+          <w:spacing w:val="-2"/>
+          <w:sz w:val="26"/>
+          <w:lang w:val="en-US"/>
+        </w:rPr>
+        <w:t xml:space="preserve"> </w:t>
       </w:r>
       <w:r>
         <w:rPr>
@@ -3062,54 +3094,6 @@
         </w:tc>
       </w:tr>
     </w:tbl>
-    <w:p>
-      <w:pPr>
-        <w:pStyle w:val="Vnbnnidung110"/>
-        <w:shd w:val="clear" w:color="auto" w:fill="auto"/>
-        <w:spacing w:line="202" w:lineRule="exact"/>
-        <w:ind w:right="800"/>
-        <w:rPr>
-          <w:i w:val="0"/>
-          <w:lang w:eastAsia="vi-VN" w:bidi="vi-VN"/>
-        </w:rPr>
-      </w:pPr>
-    </w:p>
-    <w:p>
-      <w:pPr>
-        <w:pStyle w:val="Vnbnnidung110"/>
-        <w:shd w:val="clear" w:color="auto" w:fill="auto"/>
-        <w:spacing w:line="202" w:lineRule="exact"/>
-        <w:ind w:right="800"/>
-        <w:rPr>
-          <w:i w:val="0"/>
-          <w:lang w:eastAsia="vi-VN" w:bidi="vi-VN"/>
-        </w:rPr>
-      </w:pPr>
-    </w:p>
-    <w:p>
-      <w:pPr>
-        <w:pStyle w:val="Vnbnnidung110"/>
-        <w:shd w:val="clear" w:color="auto" w:fill="auto"/>
-        <w:spacing w:line="202" w:lineRule="exact"/>
-        <w:ind w:right="800"/>
-        <w:rPr>
-          <w:i w:val="0"/>
-          <w:lang w:eastAsia="vi-VN" w:bidi="vi-VN"/>
-        </w:rPr>
-      </w:pPr>
-    </w:p>
-    <w:p>
-      <w:pPr>
-        <w:pStyle w:val="Vnbnnidung110"/>
-        <w:shd w:val="clear" w:color="auto" w:fill="auto"/>
-        <w:spacing w:line="202" w:lineRule="exact"/>
-        <w:ind w:right="800"/>
-        <w:rPr>
-          <w:i w:val="0"/>
-          <w:lang w:eastAsia="vi-VN" w:bidi="vi-VN"/>
-        </w:rPr>
-      </w:pPr>
-    </w:p>
     <w:p>
       <w:pPr>
         <w:pStyle w:val="Vnbnnidung110"/>
@@ -3248,7 +3232,6 @@
           <w:szCs w:val="16"/>
           <w:lang w:eastAsia="vi-VN" w:bidi="vi-VN"/>
         </w:rPr>
-        <w:lastRenderedPageBreak/>
         <w:t xml:space="preserve">(1) </w:t>
       </w:r>
       <w:r>
@@ -3357,104 +3340,6 @@
           <w:lang w:val="vi-VN" w:eastAsia="vi-VN" w:bidi="vi-VN"/>
         </w:rPr>
         <w:t xml:space="preserve"> </w:t>
-      </w:r>
-    </w:p>
-    <w:p>
-      <w:pPr>
-        <w:pStyle w:val="Vnbnnidung110"/>
-        <w:shd w:val="clear" w:color="auto" w:fill="auto"/>
-        <w:spacing w:line="240" w:lineRule="auto"/>
-        <w:ind w:right="799"/>
-        <w:jc w:val="center"/>
-        <w:rPr>
-          <w:b/>
-          <w:i w:val="0"/>
-          <w:sz w:val="26"/>
-          <w:szCs w:val="26"/>
-          <w:lang w:val="en-US" w:eastAsia="vi-VN" w:bidi="vi-VN"/>
-        </w:rPr>
-      </w:pPr>
-      <w:r>
-        <w:rPr>
-          <w:b/>
-          <w:i w:val="0"/>
-          <w:noProof/>
-          <w:sz w:val="26"/>
-          <w:szCs w:val="26"/>
-          <w:lang w:val="en-US" w:eastAsia="vi-VN" w:bidi="vi-VN"/>
-        </w:rPr>
-        <mc:AlternateContent>
-          <mc:Choice Requires="wps">
-            <w:drawing>
-              <wp:anchor distT="0" distB="0" distL="114300" distR="114300" simplePos="0" relativeHeight="251659264" behindDoc="0" locked="0" layoutInCell="1" allowOverlap="1" wp14:anchorId="2D0E736D" wp14:editId="4AF499D4">
-                <wp:simplePos x="0" y="0"/>
-                <wp:positionH relativeFrom="column">
-                  <wp:posOffset>751205</wp:posOffset>
-                </wp:positionH>
-                <wp:positionV relativeFrom="paragraph">
-                  <wp:posOffset>9165590</wp:posOffset>
-                </wp:positionV>
-                <wp:extent cx="618490" cy="0"/>
-                <wp:effectExtent l="0" t="0" r="0" b="0"/>
-                <wp:wrapNone/>
-                <wp:docPr id="5" name="Straight Arrow Connector 5"/>
-                <wp:cNvGraphicFramePr>
-                  <a:graphicFrameLocks xmlns:a="http://schemas.openxmlformats.org/drawingml/2006/main"/>
-                </wp:cNvGraphicFramePr>
-                <a:graphic xmlns:a="http://schemas.openxmlformats.org/drawingml/2006/main">
-                  <a:graphicData uri="http://schemas.microsoft.com/office/word/2010/wordprocessingShape">
-                    <wps:wsp>
-                      <wps:cNvCnPr>
-                        <a:cxnSpLocks noChangeShapeType="1"/>
-                      </wps:cNvCnPr>
-                      <wps:spPr bwMode="auto">
-                        <a:xfrm>
-                          <a:off x="0" y="0"/>
-                          <a:ext cx="618490" cy="0"/>
-                        </a:xfrm>
-                        <a:prstGeom prst="straightConnector1">
-                          <a:avLst/>
-                        </a:prstGeom>
-                        <a:noFill/>
-                        <a:ln w="9525">
-                          <a:solidFill>
-                            <a:srgbClr val="000000"/>
-                          </a:solidFill>
-                          <a:round/>
-                          <a:headEnd/>
-                          <a:tailEnd/>
-                        </a:ln>
-                        <a:extLst>
-                          <a:ext uri="{909E8E84-426E-40DD-AFC4-6F175D3DCCD1}">
-                            <a14:hiddenFill xmlns:a14="http://schemas.microsoft.com/office/drawing/2010/main">
-                              <a:noFill/>
-                            </a14:hiddenFill>
-                          </a:ext>
-                        </a:extLst>
-                      </wps:spPr>
-                      <wps:bodyPr/>
-                    </wps:wsp>
-                  </a:graphicData>
-                </a:graphic>
-                <wp14:sizeRelH relativeFrom="page">
-                  <wp14:pctWidth>0</wp14:pctWidth>
-                </wp14:sizeRelH>
-                <wp14:sizeRelV relativeFrom="page">
-                  <wp14:pctHeight>0</wp14:pctHeight>
-                </wp14:sizeRelV>
-              </wp:anchor>
-            </w:drawing>
-          </mc:Choice>
-          <mc:Fallback>
-            <w:pict>
-              <v:shapetype w14:anchorId="4434B261" id="_x0000_t32" coordsize="21600,21600" o:spt="32" o:oned="t" path="m,l21600,21600e" filled="f">
-                <v:path arrowok="t" fillok="f" o:connecttype="none"/>
-                <o:lock v:ext="edit" shapetype="t"/>
-              </v:shapetype>
-              <v:shape id="Straight Arrow Connector 5" o:spid="_x0000_s1026" type="#_x0000_t32" style="position:absolute;margin-left:59.15pt;margin-top:721.7pt;width:48.7pt;height:0;z-index:251659264;visibility:visible;mso-wrap-style:square;mso-width-percent:0;mso-height-percent:0;mso-wrap-distance-left:9pt;mso-wrap-distance-top:0;mso-wrap-distance-right:9pt;mso-wrap-distance-bottom:0;mso-position-horizontal:absolute;mso-position-horizontal-relative:text;mso-position-vertical:absolute;mso-position-vertical-relative:text;mso-width-percent:0;mso-height-percent:0;mso-width-relative:page;mso-height-relative:page" o:gfxdata="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"/>
-            </w:pict>
-          </mc:Fallback>
-        </mc:AlternateContent>
       </w:r>
     </w:p>
     <w:p>
